--- a/Capstone_Project/01_Introduction/Group-3_Chapter_1_Introduction.docx
+++ b/Capstone_Project/01_Introduction/Group-3_Chapter_1_Introduction.docx
@@ -37,7 +37,6 @@
       </w:r>
       <w:r>
         <w:br/>
-        <w:t>Student / Group Template</w:t>
       </w:r>
       <w:r>
         <w:br/>
@@ -245,14 +244,6 @@
     </w:p>
     <w:p>
       <w:pPr>
-        <w:keepNext/>
-      </w:pPr>
-      <w:r>
-        <w:t>Introduce the domain, organisation/community context and the situation that led to the project.</w:t>
-      </w:r>
-    </w:p>
-    <w:p>
-      <w:pPr>
         <w:spacing w:after="80"/>
       </w:pPr>
       <w:r>
@@ -296,14 +287,6 @@
     </w:p>
     <w:p>
       <w:pPr>
-        <w:keepNext/>
-      </w:pPr>
-      <w:r>
-        <w:t>State the specific real-world problem. Explain who is affected, what is happening, and why the current situation is inadequate.</w:t>
-      </w:r>
-    </w:p>
-    <w:p>
-      <w:pPr>
         <w:spacing w:after="80"/>
       </w:pPr>
       <w:r>
@@ -338,14 +321,6 @@
     </w:p>
     <w:p>
       <w:pPr>
-        <w:keepNext/>
-      </w:pPr>
-      <w:r>
-        <w:t>Write one clear overall aim describing what the project intends to achieve.</w:t>
-      </w:r>
-    </w:p>
-    <w:p>
-      <w:pPr>
         <w:spacing w:after="80"/>
       </w:pPr>
       <w:r>
@@ -375,14 +350,6 @@
       </w:pPr>
       <w:r>
         <w:t>1.4 Research Objectives</w:t>
-      </w:r>
-    </w:p>
-    <w:p>
-      <w:pPr>
-        <w:keepNext/>
-      </w:pPr>
-      <w:r>
-        <w:t>Provide 3-5 measurable objectives. Begin with action verbs such as analyse, design, develop, implement, test or evaluate.</w:t>
       </w:r>
     </w:p>
     <w:p>
@@ -452,7 +419,7 @@
       <w:r>
         <w:t>5.</w:t>
         <w:tab/>
-        <w:t>Evaluate the system with at least 5 students and 2 lecturers with 80% or more rating it easy to use</w:t>
+        <w:t>Evaluate the system with at least 5 students and 1 lecturer with 80% or more rating it easy to use</w:t>
       </w:r>
     </w:p>
     <w:p>
@@ -461,14 +428,6 @@
       </w:pPr>
       <w:r>
         <w:t>1.5 Research Questions</w:t>
-      </w:r>
-    </w:p>
-    <w:p>
-      <w:pPr>
-        <w:keepNext/>
-      </w:pPr>
-      <w:r>
-        <w:t>Write questions that directly align with the objectives.</w:t>
       </w:r>
     </w:p>
     <w:p>
@@ -547,14 +506,6 @@
       </w:pPr>
       <w:r>
         <w:t>1.6 Proposed Software Solution</w:t>
-      </w:r>
-    </w:p>
-    <w:p>
-      <w:pPr>
-        <w:keepNext/>
-      </w:pPr>
-      <w:r>
-        <w:t>Describe the proposed application/system and how it will address the problem.</w:t>
       </w:r>
     </w:p>
     <w:p>
@@ -660,14 +611,6 @@
       </w:pPr>
       <w:r>
         <w:t>1.7 Scope</w:t>
-      </w:r>
-    </w:p>
-    <w:p>
-      <w:pPr>
-        <w:keepNext/>
-      </w:pPr>
-      <w:r>
-        <w:t>Define what is included and excluded from the project.</w:t>
       </w:r>
     </w:p>
     <w:tbl>
@@ -898,14 +841,6 @@
     </w:p>
     <w:p>
       <w:pPr>
-        <w:keepNext/>
-      </w:pPr>
-      <w:r>
-        <w:t>Explain the expected value to users, the organisation, or the field.</w:t>
-      </w:r>
-    </w:p>
-    <w:p>
-      <w:pPr>
         <w:pStyle w:val="ListBullet"/>
         <w:spacing w:after="40"/>
       </w:pPr>
@@ -940,14 +875,6 @@
       </w:pPr>
       <w:r>
         <w:t>1.9 Chapter Summary</w:t>
-      </w:r>
-    </w:p>
-    <w:p>
-      <w:pPr>
-        <w:keepNext/>
-      </w:pPr>
-      <w:r>
-        <w:t>Summarise the chapter and transition to the literature review.</w:t>
       </w:r>
     </w:p>
     <w:p>
